--- a/01-嵌入式操作系统及应用/01-教案/嵌入式操作系统及应用-02.docx
+++ b/01-嵌入式操作系统及应用/01-教案/嵌入式操作系统及应用-02.docx
@@ -235,6 +235,20 @@
                 <w:lang w:val="en-US" w:eastAsia="zh-CN"/>
               </w:rPr>
             </w:pPr>
+            <w:r>
+              <w:rPr>
+                <w:rFonts w:ascii="Segoe UI" w:hAnsi="Segoe UI" w:eastAsia="Segoe UI" w:cs="Segoe UI"/>
+                <w:i w:val="0"/>
+                <w:iCs w:val="0"/>
+                <w:caps w:val="0"/>
+                <w:spacing w:val="0"/>
+                <w:sz w:val="16"/>
+                <w:szCs w:val="16"/>
+              </w:rPr>
+              <w:t>2025-09-12</w:t>
+            </w:r>
+            <w:bookmarkStart w:id="0" w:name="_GoBack"/>
+            <w:bookmarkEnd w:id="0"/>
           </w:p>
         </w:tc>
       </w:tr>
@@ -248,7 +262,6 @@
             <w:insideH w:val="single" w:color="auto" w:sz="4" w:space="0"/>
             <w:insideV w:val="single" w:color="auto" w:sz="4" w:space="0"/>
           </w:tblBorders>
-          <w:shd w:val="clear" w:color="auto" w:fill="FFFFFF"/>
           <w:tblCellMar>
             <w:top w:w="0" w:type="dxa"/>
             <w:left w:w="108" w:type="dxa"/>
@@ -317,33 +330,6 @@
                 <w:lang w:eastAsia="zh-CN"/>
               </w:rPr>
               <w:t>物联网2411</w:t>
-            </w:r>
-            <w:r>
-              <w:rPr>
-                <w:rFonts w:hint="eastAsia" w:ascii="宋体" w:hAnsi="宋体" w:eastAsia="宋体" w:cs="宋体"/>
-                <w:sz w:val="21"/>
-                <w:szCs w:val="21"/>
-                <w:lang w:val="en-US" w:eastAsia="zh-CN"/>
-              </w:rPr>
-              <w:t>|</w:t>
-            </w:r>
-            <w:r>
-              <w:rPr>
-                <w:rFonts w:hint="eastAsia" w:ascii="宋体" w:hAnsi="宋体" w:eastAsia="宋体" w:cs="宋体"/>
-                <w:sz w:val="21"/>
-                <w:szCs w:val="21"/>
-                <w:lang w:eastAsia="zh-CN"/>
-              </w:rPr>
-              <w:t>物联网241</w:t>
-            </w:r>
-            <w:r>
-              <w:rPr>
-                <w:rFonts w:hint="eastAsia" w:ascii="宋体" w:hAnsi="宋体" w:eastAsia="宋体" w:cs="宋体"/>
-                <w:sz w:val="21"/>
-                <w:szCs w:val="21"/>
-                <w:lang w:val="en-US" w:eastAsia="zh-CN"/>
-              </w:rPr>
-              <w:t>2</w:t>
             </w:r>
           </w:p>
         </w:tc>
@@ -634,7 +620,6 @@
             <w:insideH w:val="single" w:color="auto" w:sz="4" w:space="0"/>
             <w:insideV w:val="single" w:color="auto" w:sz="4" w:space="0"/>
           </w:tblBorders>
-          <w:shd w:val="clear" w:color="auto" w:fill="FFFFFF"/>
           <w:tblCellMar>
             <w:top w:w="0" w:type="dxa"/>
             <w:left w:w="108" w:type="dxa"/>
@@ -789,7 +774,6 @@
             <w:insideH w:val="single" w:color="auto" w:sz="4" w:space="0"/>
             <w:insideV w:val="single" w:color="auto" w:sz="4" w:space="0"/>
           </w:tblBorders>
-          <w:shd w:val="clear" w:color="auto" w:fill="FFFFFF"/>
           <w:tblCellMar>
             <w:top w:w="0" w:type="dxa"/>
             <w:left w:w="108" w:type="dxa"/>
@@ -992,6 +976,7 @@
           <w:p>
             <w:pPr>
               <w:numPr>
+                <w:ilvl w:val="0"/>
                 <w:numId w:val="0"/>
               </w:numPr>
               <w:rPr>
@@ -1083,6 +1068,7 @@
           <w:p>
             <w:pPr>
               <w:numPr>
+                <w:ilvl w:val="0"/>
                 <w:numId w:val="0"/>
               </w:numPr>
               <w:rPr>
@@ -1261,7 +1247,6 @@
             <w:insideH w:val="single" w:color="auto" w:sz="4" w:space="0"/>
             <w:insideV w:val="single" w:color="auto" w:sz="4" w:space="0"/>
           </w:tblBorders>
-          <w:shd w:val="clear" w:color="auto" w:fill="FFFFFF"/>
           <w:tblCellMar>
             <w:top w:w="0" w:type="dxa"/>
             <w:left w:w="108" w:type="dxa"/>
@@ -2242,35 +2227,7 @@
                 <w:szCs w:val="24"/>
                 <w:shd w:val="clear" w:fill="FFFFFF"/>
               </w:rPr>
-              <w:t>1. 下载安装MobaXterm，观看预习视频；2. 阅读实操步骤，记录疑问点；</w:t>
-            </w:r>
-            <w:r>
-              <w:rPr>
-                <w:rFonts w:hint="eastAsia" w:ascii="宋体" w:hAnsi="宋体" w:eastAsia="宋体" w:cs="宋体"/>
-                <w:i w:val="0"/>
-                <w:iCs w:val="0"/>
-                <w:caps w:val="0"/>
-                <w:color w:val="333333"/>
-                <w:spacing w:val="0"/>
-                <w:sz w:val="24"/>
-                <w:szCs w:val="24"/>
-                <w:shd w:val="clear" w:fill="FFFFFF"/>
-              </w:rPr>
-              <w:t>3. 启动已搭建的Ubuntu虚拟机，尝试打开终端（预习 ip addr show</w:t>
-            </w:r>
-            <w:r>
-              <w:rPr>
-                <w:rFonts w:hint="eastAsia" w:ascii="宋体" w:hAnsi="宋体" w:eastAsia="宋体" w:cs="宋体"/>
-                <w:i w:val="0"/>
-                <w:iCs w:val="0"/>
-                <w:caps w:val="0"/>
-                <w:color w:val="333333"/>
-                <w:spacing w:val="0"/>
-                <w:sz w:val="24"/>
-                <w:szCs w:val="24"/>
-                <w:shd w:val="clear" w:fill="FFFFFF"/>
-              </w:rPr>
-              <w:t>命令）。</w:t>
+              <w:t>1. 下载安装MobaXterm，观看预习视频；2. 阅读实操步骤，记录疑问点；3. 启动已搭建的Ubuntu虚拟机，尝试打开终端（预习 ip addr show命令）。</w:t>
             </w:r>
           </w:p>
         </w:tc>
@@ -2788,35 +2745,7 @@
                 <w:szCs w:val="24"/>
                 <w:shd w:val="clear" w:fill="FFFFFF"/>
               </w:rPr>
-              <w:t>1. 提出问题：“直接在Ubuntu虚拟机操作，为何还要远程连接？”（引导回答：Windows下用MobaXterm更便捷，支持多窗口操作）；2. 明确本次课堂任务：</w:t>
-            </w:r>
-            <w:r>
-              <w:rPr>
-                <w:rFonts w:hint="eastAsia" w:ascii="宋体" w:hAnsi="宋体" w:eastAsia="宋体" w:cs="宋体"/>
-                <w:i w:val="0"/>
-                <w:iCs w:val="0"/>
-                <w:caps w:val="0"/>
-                <w:color w:val="333333"/>
-                <w:spacing w:val="0"/>
-                <w:sz w:val="24"/>
-                <w:szCs w:val="24"/>
-                <w:shd w:val="clear" w:fill="FFFFFF"/>
-              </w:rPr>
-              <w:t> - 任务1：获取Ubuntu IP并通过MobaXterm远程连接； - 任务2：实现Windows访问Ubuntu共享文件夹；</w:t>
-            </w:r>
-            <w:r>
-              <w:rPr>
-                <w:rFonts w:hint="eastAsia" w:ascii="宋体" w:hAnsi="宋体" w:eastAsia="宋体" w:cs="宋体"/>
-                <w:i w:val="0"/>
-                <w:iCs w:val="0"/>
-                <w:caps w:val="0"/>
-                <w:color w:val="333333"/>
-                <w:spacing w:val="0"/>
-                <w:sz w:val="24"/>
-                <w:szCs w:val="24"/>
-                <w:shd w:val="clear" w:fill="FFFFFF"/>
-              </w:rPr>
-              <w:t>3. 展示任务验收标准：远程连接成功进入Ubuntu终端、Windows能打开Ubuntu共享文件夹。</w:t>
+              <w:t>1. 提出问题：“直接在Ubuntu虚拟机操作，为何还要远程连接？”（引导回答：Windows下用MobaXterm更便捷，支持多窗口操作）；2. 明确本次课堂任务： - 任务1：获取Ubuntu IP并通过MobaXterm远程连接； - 任务2：实现Windows访问Ubuntu共享文件夹；3. 展示任务验收标准：远程连接成功进入Ubuntu终端、Windows能打开Ubuntu共享文件夹。</w:t>
             </w:r>
           </w:p>
         </w:tc>
@@ -3186,21 +3115,7 @@
                 <w:szCs w:val="24"/>
                 <w:shd w:val="clear" w:fill="FFFFFF"/>
               </w:rPr>
-              <w:t>1. 记录核心概念与关键命令；2. 提问“如果Ubuntu网络是NAT模式，能远程连接吗？”（引导理解桥接模式的必要性）；</w:t>
-            </w:r>
-            <w:r>
-              <w:rPr>
-                <w:rFonts w:hint="eastAsia" w:ascii="宋体" w:hAnsi="宋体" w:eastAsia="宋体" w:cs="宋体"/>
-                <w:i w:val="0"/>
-                <w:iCs w:val="0"/>
-                <w:caps w:val="0"/>
-                <w:color w:val="333333"/>
-                <w:spacing w:val="0"/>
-                <w:sz w:val="24"/>
-                <w:szCs w:val="24"/>
-                <w:shd w:val="clear" w:fill="FFFFFF"/>
-              </w:rPr>
-              <w:t>3. 明确“inet”后IP的识别方法。</w:t>
+              <w:t>1. 记录核心概念与关键命令；2. 提问“如果Ubuntu网络是NAT模式，能远程连接吗？”（引导理解桥接模式的必要性）；3. 明确“inet”后IP的识别方法。</w:t>
             </w:r>
           </w:p>
         </w:tc>
@@ -3477,8 +3392,33 @@
                 <w:szCs w:val="24"/>
                 <w:shd w:val="clear" w:fill="FFFFFF"/>
               </w:rPr>
-              <w:t>1.任务1：远程连接Ubuntu</w:t>
-            </w:r>
+              <w:t>1.任务1：远程连接Ubuntu（20min）： - 示范步骤： ① 启动Ubuntu虚拟机，打开终端（搜索“terminal”）； ② 执行 `ip addr show`，标记“inet”后的IP（如192.168.1.14）； ③ 打开MobaXterm→Session→SSH→输入IP→点击OK→输入账号lzdz/密码123456→确认连接； - 巡回指导：重点解决“IP获取错误”（如未找到inet IP，检查网络桥接配置）、“连接超时”（关闭Windows防火墙、确认Ubuntu端口22开放）；2. 任务2：Ubuntu文件映射到Windows（20min）： - 示范步骤： ① 打开Windows文件管理器，地址栏输入 \\[Ubuntu IP]（如\192.168.1.14）； ② 按回车键，访问Ubuntu共享文件夹（如home目录）； - 巡回指导：解决“无法访问”问题（如IP错误、Samba服务未启动，执行 sudo service smbd start）；`` - 提醒学生：映射后可直接拖拽文件，后续编译的固件可通过此路径传输。</w:t>
+            </w:r>
+          </w:p>
+        </w:tc>
+        <w:tc>
+          <w:tcPr>
+            <w:tcW w:w="2279" w:type="dxa"/>
+            <w:shd w:val="clear" w:color="auto" w:fill="auto"/>
+            <w:vAlign w:val="center"/>
+          </w:tcPr>
+          <w:p>
+            <w:pPr>
+              <w:pStyle w:val="16"/>
+              <w:spacing w:line="340" w:lineRule="exact"/>
+              <w:rPr>
+                <w:rFonts w:hint="eastAsia" w:ascii="宋体" w:hAnsi="宋体" w:eastAsia="宋体" w:cs="宋体"/>
+                <w:color w:val="000000" w:themeColor="text1"/>
+                <w:sz w:val="24"/>
+                <w:szCs w:val="24"/>
+                <w:lang w:eastAsia="zh-CN"/>
+                <w14:textFill>
+                  <w14:solidFill>
+                    <w14:schemeClr w14:val="tx1"/>
+                  </w14:solidFill>
+                </w14:textFill>
+              </w:rPr>
+            </w:pPr>
             <w:r>
               <w:rPr>
                 <w:rFonts w:hint="eastAsia" w:ascii="宋体" w:hAnsi="宋体" w:eastAsia="宋体" w:cs="宋体"/>
@@ -3491,172 +3431,7 @@
                 <w:szCs w:val="24"/>
                 <w:shd w:val="clear" w:fill="FFFFFF"/>
               </w:rPr>
-              <w:t>（20min）： - 示范步骤：</w:t>
-            </w:r>
-            <w:r>
-              <w:rPr>
-                <w:rFonts w:hint="eastAsia" w:ascii="宋体" w:hAnsi="宋体" w:eastAsia="宋体" w:cs="宋体"/>
-                <w:i w:val="0"/>
-                <w:iCs w:val="0"/>
-                <w:caps w:val="0"/>
-                <w:color w:val="333333"/>
-                <w:spacing w:val="0"/>
-                <w:sz w:val="24"/>
-                <w:szCs w:val="24"/>
-                <w:shd w:val="clear" w:fill="FFFFFF"/>
-              </w:rPr>
-              <w:t> ① 启动Ubuntu虚拟机，打开终端（搜索“terminal”）； ② 执行 `ip addr show`，标记“inet”后的IP（如192.168.1.14）；</w:t>
-            </w:r>
-            <w:r>
-              <w:rPr>
-                <w:rFonts w:hint="eastAsia" w:ascii="宋体" w:hAnsi="宋体" w:eastAsia="宋体" w:cs="宋体"/>
-                <w:i w:val="0"/>
-                <w:iCs w:val="0"/>
-                <w:caps w:val="0"/>
-                <w:color w:val="333333"/>
-                <w:spacing w:val="0"/>
-                <w:sz w:val="24"/>
-                <w:szCs w:val="24"/>
-                <w:shd w:val="clear" w:fill="FFFFFF"/>
-              </w:rPr>
-              <w:t> ③ 打开MobaXterm→Session→SSH→输入IP→点击OK→输入账号lzdz/密码123456→确认连接； - 巡回指导：重点解决“IP获取错误”（如未找到inet IP，检查网络桥接配置）、“连接超时”（关闭Windows防火墙、确认Ubuntu端口22开放）；</w:t>
-            </w:r>
-            <w:r>
-              <w:rPr>
-                <w:rFonts w:hint="eastAsia" w:ascii="宋体" w:hAnsi="宋体" w:eastAsia="宋体" w:cs="宋体"/>
-                <w:i w:val="0"/>
-                <w:iCs w:val="0"/>
-                <w:caps w:val="0"/>
-                <w:color w:val="333333"/>
-                <w:spacing w:val="0"/>
-                <w:sz w:val="24"/>
-                <w:szCs w:val="24"/>
-                <w:shd w:val="clear" w:fill="FFFFFF"/>
-              </w:rPr>
-              <w:t>2. 任务2：Ubuntu文件映射到Windows</w:t>
-            </w:r>
-            <w:r>
-              <w:rPr>
-                <w:rFonts w:hint="eastAsia" w:ascii="宋体" w:hAnsi="宋体" w:eastAsia="宋体" w:cs="宋体"/>
-                <w:i w:val="0"/>
-                <w:iCs w:val="0"/>
-                <w:caps w:val="0"/>
-                <w:color w:val="333333"/>
-                <w:spacing w:val="0"/>
-                <w:sz w:val="24"/>
-                <w:szCs w:val="24"/>
-                <w:shd w:val="clear" w:fill="FFFFFF"/>
-              </w:rPr>
-              <w:t>（20min）： - 示范步骤：</w:t>
-            </w:r>
-            <w:r>
-              <w:rPr>
-                <w:rFonts w:hint="eastAsia" w:ascii="宋体" w:hAnsi="宋体" w:eastAsia="宋体" w:cs="宋体"/>
-                <w:i w:val="0"/>
-                <w:iCs w:val="0"/>
-                <w:caps w:val="0"/>
-                <w:color w:val="333333"/>
-                <w:spacing w:val="0"/>
-                <w:sz w:val="24"/>
-                <w:szCs w:val="24"/>
-                <w:shd w:val="clear" w:fill="FFFFFF"/>
-              </w:rPr>
-              <w:t> ① 打开Windows文件管理器，地址栏输入 \\[Ubuntu IP]</w:t>
-            </w:r>
-            <w:r>
-              <w:rPr>
-                <w:rFonts w:hint="eastAsia" w:ascii="宋体" w:hAnsi="宋体" w:eastAsia="宋体" w:cs="宋体"/>
-                <w:i w:val="0"/>
-                <w:iCs w:val="0"/>
-                <w:caps w:val="0"/>
-                <w:color w:val="333333"/>
-                <w:spacing w:val="0"/>
-                <w:sz w:val="24"/>
-                <w:szCs w:val="24"/>
-                <w:shd w:val="clear" w:fill="FFFFFF"/>
-              </w:rPr>
-              <w:t>（如\192.168.1.14）； ② 按回车键，访问Ubuntu共享文件夹（如home目录）；</w:t>
-            </w:r>
-            <w:r>
-              <w:rPr>
-                <w:rFonts w:hint="eastAsia" w:ascii="宋体" w:hAnsi="宋体" w:eastAsia="宋体" w:cs="宋体"/>
-                <w:i w:val="0"/>
-                <w:iCs w:val="0"/>
-                <w:caps w:val="0"/>
-                <w:color w:val="333333"/>
-                <w:spacing w:val="0"/>
-                <w:sz w:val="24"/>
-                <w:szCs w:val="24"/>
-                <w:shd w:val="clear" w:fill="FFFFFF"/>
-              </w:rPr>
-              <w:t> - 巡回指导：解决“无法访问”问题（如IP错误、Samba服务未启动，执行 sudo service smbd start</w:t>
-            </w:r>
-            <w:r>
-              <w:rPr>
-                <w:rFonts w:hint="eastAsia" w:ascii="宋体" w:hAnsi="宋体" w:eastAsia="宋体" w:cs="宋体"/>
-                <w:i w:val="0"/>
-                <w:iCs w:val="0"/>
-                <w:caps w:val="0"/>
-                <w:color w:val="333333"/>
-                <w:spacing w:val="0"/>
-                <w:sz w:val="24"/>
-                <w:szCs w:val="24"/>
-                <w:shd w:val="clear" w:fill="FFFFFF"/>
-              </w:rPr>
-              <w:t>）；`` - 提醒学生：映射后可直接拖拽文件，后续编译的固件可通过此路径传输。</w:t>
-            </w:r>
-          </w:p>
-        </w:tc>
-        <w:tc>
-          <w:tcPr>
-            <w:tcW w:w="2279" w:type="dxa"/>
-            <w:shd w:val="clear" w:color="auto" w:fill="auto"/>
-            <w:vAlign w:val="center"/>
-          </w:tcPr>
-          <w:p>
-            <w:pPr>
-              <w:pStyle w:val="16"/>
-              <w:spacing w:line="340" w:lineRule="exact"/>
-              <w:rPr>
-                <w:rFonts w:hint="eastAsia" w:ascii="宋体" w:hAnsi="宋体" w:eastAsia="宋体" w:cs="宋体"/>
-                <w:color w:val="000000" w:themeColor="text1"/>
-                <w:sz w:val="24"/>
-                <w:szCs w:val="24"/>
-                <w:lang w:eastAsia="zh-CN"/>
-                <w14:textFill>
-                  <w14:solidFill>
-                    <w14:schemeClr w14:val="tx1"/>
-                  </w14:solidFill>
-                </w14:textFill>
-              </w:rPr>
-            </w:pPr>
-            <w:r>
-              <w:rPr>
-                <w:rFonts w:hint="eastAsia" w:ascii="宋体" w:hAnsi="宋体" w:eastAsia="宋体" w:cs="宋体"/>
-                <w:i w:val="0"/>
-                <w:iCs w:val="0"/>
-                <w:caps w:val="0"/>
-                <w:color w:val="333333"/>
-                <w:spacing w:val="0"/>
-                <w:sz w:val="24"/>
-                <w:szCs w:val="24"/>
-                <w:shd w:val="clear" w:fill="FFFFFF"/>
-              </w:rPr>
-              <w:t>1. 跟随示范完成远程连接，验证“登录成功”界面（显示Ubuntu欢迎信息）；2. 完成文件映射，尝试在Windows中打开Ubuntu的home文件夹；</w:t>
-            </w:r>
-            <w:r>
-              <w:rPr>
-                <w:rFonts w:hint="eastAsia" w:ascii="宋体" w:hAnsi="宋体" w:eastAsia="宋体" w:cs="宋体"/>
-                <w:i w:val="0"/>
-                <w:iCs w:val="0"/>
-                <w:caps w:val="0"/>
-                <w:color w:val="333333"/>
-                <w:spacing w:val="0"/>
-                <w:sz w:val="24"/>
-                <w:szCs w:val="24"/>
-                <w:shd w:val="clear" w:fill="FFFFFF"/>
-              </w:rPr>
-              <w:t>3. 遇到问题及时举手，记录教师排查方法（如重启网络、启动Samba服务）。</w:t>
+              <w:t>1. 跟随示范完成远程连接，验证“登录成功”界面（显示Ubuntu欢迎信息）；2. 完成文件映射，尝试在Windows中打开Ubuntu的home文件夹；3. 遇到问题及时举手，记录教师排查方法（如重启网络、启动Samba服务）。</w:t>
             </w:r>
           </w:p>
         </w:tc>
@@ -3928,8 +3703,33 @@
                 <w:szCs w:val="24"/>
                 <w:shd w:val="clear" w:fill="FFFFFF"/>
               </w:rPr>
-              <w:t>1. 讲解核心概念： - SSH协议：Windows与Ubuntu远程通信的基础，默认端口22；</w:t>
-            </w:r>
+              <w:t>1. 讲解核心概念： - SSH协议：Windows与Ubuntu远程通信的基础，默认端口22； - MobaXterm：支持SSH连接的终端工具，比Ubuntu自带终端更易操作； - Samba服务：Ubuntu内置的文件共享服务，实现Windows与Linux文件互通；2. 强调关键信息：Ubuntu账号（lzdz/123456）、IP获取命令（ip addr show）、文件映射路径（\\+IP）；``3. 解答预习疑问（如“为何IP有多个？”——只关注“inet”后非127.0.0.1的IP）。</w:t>
+            </w:r>
+          </w:p>
+        </w:tc>
+        <w:tc>
+          <w:tcPr>
+            <w:tcW w:w="2279" w:type="dxa"/>
+            <w:shd w:val="clear" w:color="auto" w:fill="auto"/>
+            <w:vAlign w:val="center"/>
+          </w:tcPr>
+          <w:p>
+            <w:pPr>
+              <w:pStyle w:val="16"/>
+              <w:spacing w:line="340" w:lineRule="exact"/>
+              <w:rPr>
+                <w:rFonts w:hint="eastAsia" w:ascii="宋体" w:hAnsi="宋体" w:eastAsia="宋体" w:cs="宋体"/>
+                <w:color w:val="000000" w:themeColor="text1"/>
+                <w:sz w:val="24"/>
+                <w:szCs w:val="24"/>
+                <w:lang w:eastAsia="zh-CN"/>
+                <w14:textFill>
+                  <w14:solidFill>
+                    <w14:schemeClr w14:val="tx1"/>
+                  </w14:solidFill>
+                </w14:textFill>
+              </w:rPr>
+            </w:pPr>
             <w:r>
               <w:rPr>
                 <w:rFonts w:hint="eastAsia" w:ascii="宋体" w:hAnsi="宋体" w:eastAsia="宋体" w:cs="宋体"/>
@@ -3942,102 +3742,7 @@
                 <w:szCs w:val="24"/>
                 <w:shd w:val="clear" w:fill="FFFFFF"/>
               </w:rPr>
-              <w:t> - MobaXterm：支持SSH连接的终端工具，比Ubuntu自带终端更易操作； - Samba服务：Ubuntu内置的文件共享服务，实现Windows与Linux文件互通；</w:t>
-            </w:r>
-            <w:r>
-              <w:rPr>
-                <w:rFonts w:hint="eastAsia" w:ascii="宋体" w:hAnsi="宋体" w:eastAsia="宋体" w:cs="宋体"/>
-                <w:i w:val="0"/>
-                <w:iCs w:val="0"/>
-                <w:caps w:val="0"/>
-                <w:color w:val="333333"/>
-                <w:spacing w:val="0"/>
-                <w:sz w:val="24"/>
-                <w:szCs w:val="24"/>
-                <w:shd w:val="clear" w:fill="FFFFFF"/>
-              </w:rPr>
-              <w:t>2. 强调关键信息：Ubuntu账号（lzdz/123456）、IP获取命令（ip addr show</w:t>
-            </w:r>
-            <w:r>
-              <w:rPr>
-                <w:rFonts w:hint="eastAsia" w:ascii="宋体" w:hAnsi="宋体" w:eastAsia="宋体" w:cs="宋体"/>
-                <w:i w:val="0"/>
-                <w:iCs w:val="0"/>
-                <w:caps w:val="0"/>
-                <w:color w:val="333333"/>
-                <w:spacing w:val="0"/>
-                <w:sz w:val="24"/>
-                <w:szCs w:val="24"/>
-                <w:shd w:val="clear" w:fill="FFFFFF"/>
-              </w:rPr>
-              <w:t>）、文件映射路径（\\+IP</w:t>
-            </w:r>
-            <w:r>
-              <w:rPr>
-                <w:rFonts w:hint="eastAsia" w:ascii="宋体" w:hAnsi="宋体" w:eastAsia="宋体" w:cs="宋体"/>
-                <w:i w:val="0"/>
-                <w:iCs w:val="0"/>
-                <w:caps w:val="0"/>
-                <w:color w:val="333333"/>
-                <w:spacing w:val="0"/>
-                <w:sz w:val="24"/>
-                <w:szCs w:val="24"/>
-                <w:shd w:val="clear" w:fill="FFFFFF"/>
-              </w:rPr>
-              <w:t>）；``3. 解答预习疑问（如“为何IP有多个？”——只关注“inet”后非127.0.0.1的IP）。</w:t>
-            </w:r>
-          </w:p>
-        </w:tc>
-        <w:tc>
-          <w:tcPr>
-            <w:tcW w:w="2279" w:type="dxa"/>
-            <w:shd w:val="clear" w:color="auto" w:fill="auto"/>
-            <w:vAlign w:val="center"/>
-          </w:tcPr>
-          <w:p>
-            <w:pPr>
-              <w:pStyle w:val="16"/>
-              <w:spacing w:line="340" w:lineRule="exact"/>
-              <w:rPr>
-                <w:rFonts w:hint="eastAsia" w:ascii="宋体" w:hAnsi="宋体" w:eastAsia="宋体" w:cs="宋体"/>
-                <w:color w:val="000000" w:themeColor="text1"/>
-                <w:sz w:val="24"/>
-                <w:szCs w:val="24"/>
-                <w:lang w:eastAsia="zh-CN"/>
-                <w14:textFill>
-                  <w14:solidFill>
-                    <w14:schemeClr w14:val="tx1"/>
-                  </w14:solidFill>
-                </w14:textFill>
-              </w:rPr>
-            </w:pPr>
-            <w:r>
-              <w:rPr>
-                <w:rFonts w:hint="eastAsia" w:ascii="宋体" w:hAnsi="宋体" w:eastAsia="宋体" w:cs="宋体"/>
-                <w:i w:val="0"/>
-                <w:iCs w:val="0"/>
-                <w:caps w:val="0"/>
-                <w:color w:val="333333"/>
-                <w:spacing w:val="0"/>
-                <w:sz w:val="24"/>
-                <w:szCs w:val="24"/>
-                <w:shd w:val="clear" w:fill="FFFFFF"/>
-              </w:rPr>
-              <w:t>1. 记录核心概念与关键命令；2. 提问“如果Ubuntu网络是NAT模式，能远程连接吗？”（引导理解桥接模式的必要性）；</w:t>
-            </w:r>
-            <w:r>
-              <w:rPr>
-                <w:rFonts w:hint="eastAsia" w:ascii="宋体" w:hAnsi="宋体" w:eastAsia="宋体" w:cs="宋体"/>
-                <w:i w:val="0"/>
-                <w:iCs w:val="0"/>
-                <w:caps w:val="0"/>
-                <w:color w:val="333333"/>
-                <w:spacing w:val="0"/>
-                <w:sz w:val="24"/>
-                <w:szCs w:val="24"/>
-                <w:shd w:val="clear" w:fill="FFFFFF"/>
-              </w:rPr>
-              <w:t>3. 明确“inet”后IP的识别方法。</w:t>
+              <w:t>1. 记录核心概念与关键命令；2. 提问“如果Ubuntu网络是NAT模式，能远程连接吗？”（引导理解桥接模式的必要性）；3. 明确“inet”后IP的识别方法。</w:t>
             </w:r>
           </w:p>
         </w:tc>
@@ -4315,8 +4020,33 @@
                 <w:szCs w:val="24"/>
                 <w:shd w:val="clear" w:fill="FFFFFF"/>
               </w:rPr>
-              <w:t>1.任务1：远程连接Ubuntu</w:t>
-            </w:r>
+              <w:t>1.任务1：远程连接Ubuntu（20min）： - 示范步骤： ① 启动Ubuntu虚拟机，打开终端（搜索“terminal”）； ② 执行 `ip addr show`，标记“inet”后的IP（如192.168.1.14）； ③ 打开MobaXterm→Session→SSH→输入IP→点击OK→输入账号lzdz/密码123456→确认连接； - 巡回指导：重点解决“IP获取错误”（如未找到inet IP，检查网络桥接配置）、“连接超时”（关闭Windows防火墙、确认Ubuntu端口22开放）；2. 任务2：Ubuntu文件映射到Windows（20min）： - 示范步骤： ① 打开Windows文件管理器，地址栏输入 \\[Ubuntu IP]（如\192.168.1.14）； ② 按回车键，访问Ubuntu共享文件夹（如home目录）； - 巡回指导：解决“无法访问”问题（如IP错误、Samba服务未启动，执行 sudo service smbd start）；`` - 提醒学生：映射后可直接拖拽文件，后续编译的固件可通过此路径传输。</w:t>
+            </w:r>
+          </w:p>
+        </w:tc>
+        <w:tc>
+          <w:tcPr>
+            <w:tcW w:w="2279" w:type="dxa"/>
+            <w:shd w:val="clear" w:color="auto" w:fill="auto"/>
+            <w:vAlign w:val="center"/>
+          </w:tcPr>
+          <w:p>
+            <w:pPr>
+              <w:pStyle w:val="16"/>
+              <w:spacing w:line="340" w:lineRule="exact"/>
+              <w:rPr>
+                <w:rFonts w:hint="eastAsia" w:ascii="宋体" w:hAnsi="宋体" w:eastAsia="宋体" w:cs="宋体"/>
+                <w:color w:val="000000" w:themeColor="text1"/>
+                <w:sz w:val="24"/>
+                <w:szCs w:val="24"/>
+                <w:lang w:eastAsia="zh-CN"/>
+                <w14:textFill>
+                  <w14:solidFill>
+                    <w14:schemeClr w14:val="tx1"/>
+                  </w14:solidFill>
+                </w14:textFill>
+              </w:rPr>
+            </w:pPr>
             <w:r>
               <w:rPr>
                 <w:rFonts w:hint="eastAsia" w:ascii="宋体" w:hAnsi="宋体" w:eastAsia="宋体" w:cs="宋体"/>
@@ -4329,172 +4059,7 @@
                 <w:szCs w:val="24"/>
                 <w:shd w:val="clear" w:fill="FFFFFF"/>
               </w:rPr>
-              <w:t>（20min）： - 示范步骤：</w:t>
-            </w:r>
-            <w:r>
-              <w:rPr>
-                <w:rFonts w:hint="eastAsia" w:ascii="宋体" w:hAnsi="宋体" w:eastAsia="宋体" w:cs="宋体"/>
-                <w:i w:val="0"/>
-                <w:iCs w:val="0"/>
-                <w:caps w:val="0"/>
-                <w:color w:val="333333"/>
-                <w:spacing w:val="0"/>
-                <w:sz w:val="24"/>
-                <w:szCs w:val="24"/>
-                <w:shd w:val="clear" w:fill="FFFFFF"/>
-              </w:rPr>
-              <w:t> ① 启动Ubuntu虚拟机，打开终端（搜索“terminal”）； ② 执行 `ip addr show`，标记“inet”后的IP（如192.168.1.14）；</w:t>
-            </w:r>
-            <w:r>
-              <w:rPr>
-                <w:rFonts w:hint="eastAsia" w:ascii="宋体" w:hAnsi="宋体" w:eastAsia="宋体" w:cs="宋体"/>
-                <w:i w:val="0"/>
-                <w:iCs w:val="0"/>
-                <w:caps w:val="0"/>
-                <w:color w:val="333333"/>
-                <w:spacing w:val="0"/>
-                <w:sz w:val="24"/>
-                <w:szCs w:val="24"/>
-                <w:shd w:val="clear" w:fill="FFFFFF"/>
-              </w:rPr>
-              <w:t> ③ 打开MobaXterm→Session→SSH→输入IP→点击OK→输入账号lzdz/密码123456→确认连接； - 巡回指导：重点解决“IP获取错误”（如未找到inet IP，检查网络桥接配置）、“连接超时”（关闭Windows防火墙、确认Ubuntu端口22开放）；</w:t>
-            </w:r>
-            <w:r>
-              <w:rPr>
-                <w:rFonts w:hint="eastAsia" w:ascii="宋体" w:hAnsi="宋体" w:eastAsia="宋体" w:cs="宋体"/>
-                <w:i w:val="0"/>
-                <w:iCs w:val="0"/>
-                <w:caps w:val="0"/>
-                <w:color w:val="333333"/>
-                <w:spacing w:val="0"/>
-                <w:sz w:val="24"/>
-                <w:szCs w:val="24"/>
-                <w:shd w:val="clear" w:fill="FFFFFF"/>
-              </w:rPr>
-              <w:t>2. 任务2：Ubuntu文件映射到Windows</w:t>
-            </w:r>
-            <w:r>
-              <w:rPr>
-                <w:rFonts w:hint="eastAsia" w:ascii="宋体" w:hAnsi="宋体" w:eastAsia="宋体" w:cs="宋体"/>
-                <w:i w:val="0"/>
-                <w:iCs w:val="0"/>
-                <w:caps w:val="0"/>
-                <w:color w:val="333333"/>
-                <w:spacing w:val="0"/>
-                <w:sz w:val="24"/>
-                <w:szCs w:val="24"/>
-                <w:shd w:val="clear" w:fill="FFFFFF"/>
-              </w:rPr>
-              <w:t>（20min）： - 示范步骤：</w:t>
-            </w:r>
-            <w:r>
-              <w:rPr>
-                <w:rFonts w:hint="eastAsia" w:ascii="宋体" w:hAnsi="宋体" w:eastAsia="宋体" w:cs="宋体"/>
-                <w:i w:val="0"/>
-                <w:iCs w:val="0"/>
-                <w:caps w:val="0"/>
-                <w:color w:val="333333"/>
-                <w:spacing w:val="0"/>
-                <w:sz w:val="24"/>
-                <w:szCs w:val="24"/>
-                <w:shd w:val="clear" w:fill="FFFFFF"/>
-              </w:rPr>
-              <w:t> ① 打开Windows文件管理器，地址栏输入 \\[Ubuntu IP]</w:t>
-            </w:r>
-            <w:r>
-              <w:rPr>
-                <w:rFonts w:hint="eastAsia" w:ascii="宋体" w:hAnsi="宋体" w:eastAsia="宋体" w:cs="宋体"/>
-                <w:i w:val="0"/>
-                <w:iCs w:val="0"/>
-                <w:caps w:val="0"/>
-                <w:color w:val="333333"/>
-                <w:spacing w:val="0"/>
-                <w:sz w:val="24"/>
-                <w:szCs w:val="24"/>
-                <w:shd w:val="clear" w:fill="FFFFFF"/>
-              </w:rPr>
-              <w:t>（如\192.168.1.14）； ② 按回车键，访问Ubuntu共享文件夹（如home目录）；</w:t>
-            </w:r>
-            <w:r>
-              <w:rPr>
-                <w:rFonts w:hint="eastAsia" w:ascii="宋体" w:hAnsi="宋体" w:eastAsia="宋体" w:cs="宋体"/>
-                <w:i w:val="0"/>
-                <w:iCs w:val="0"/>
-                <w:caps w:val="0"/>
-                <w:color w:val="333333"/>
-                <w:spacing w:val="0"/>
-                <w:sz w:val="24"/>
-                <w:szCs w:val="24"/>
-                <w:shd w:val="clear" w:fill="FFFFFF"/>
-              </w:rPr>
-              <w:t> - 巡回指导：解决“无法访问”问题（如IP错误、Samba服务未启动，执行 sudo service smbd start</w:t>
-            </w:r>
-            <w:r>
-              <w:rPr>
-                <w:rFonts w:hint="eastAsia" w:ascii="宋体" w:hAnsi="宋体" w:eastAsia="宋体" w:cs="宋体"/>
-                <w:i w:val="0"/>
-                <w:iCs w:val="0"/>
-                <w:caps w:val="0"/>
-                <w:color w:val="333333"/>
-                <w:spacing w:val="0"/>
-                <w:sz w:val="24"/>
-                <w:szCs w:val="24"/>
-                <w:shd w:val="clear" w:fill="FFFFFF"/>
-              </w:rPr>
-              <w:t>）；`` - 提醒学生：映射后可直接拖拽文件，后续编译的固件可通过此路径传输。</w:t>
-            </w:r>
-          </w:p>
-        </w:tc>
-        <w:tc>
-          <w:tcPr>
-            <w:tcW w:w="2279" w:type="dxa"/>
-            <w:shd w:val="clear" w:color="auto" w:fill="auto"/>
-            <w:vAlign w:val="center"/>
-          </w:tcPr>
-          <w:p>
-            <w:pPr>
-              <w:pStyle w:val="16"/>
-              <w:spacing w:line="340" w:lineRule="exact"/>
-              <w:rPr>
-                <w:rFonts w:hint="eastAsia" w:ascii="宋体" w:hAnsi="宋体" w:eastAsia="宋体" w:cs="宋体"/>
-                <w:color w:val="000000" w:themeColor="text1"/>
-                <w:sz w:val="24"/>
-                <w:szCs w:val="24"/>
-                <w:lang w:eastAsia="zh-CN"/>
-                <w14:textFill>
-                  <w14:solidFill>
-                    <w14:schemeClr w14:val="tx1"/>
-                  </w14:solidFill>
-                </w14:textFill>
-              </w:rPr>
-            </w:pPr>
-            <w:r>
-              <w:rPr>
-                <w:rFonts w:hint="eastAsia" w:ascii="宋体" w:hAnsi="宋体" w:eastAsia="宋体" w:cs="宋体"/>
-                <w:i w:val="0"/>
-                <w:iCs w:val="0"/>
-                <w:caps w:val="0"/>
-                <w:color w:val="333333"/>
-                <w:spacing w:val="0"/>
-                <w:sz w:val="24"/>
-                <w:szCs w:val="24"/>
-                <w:shd w:val="clear" w:fill="FFFFFF"/>
-              </w:rPr>
-              <w:t>1. 跟随示范完成远程连接，验证“登录成功”界面（显示Ubuntu欢迎信息）；2. 完成文件映射，尝试在Windows中打开Ubuntu的home文件夹；</w:t>
-            </w:r>
-            <w:r>
-              <w:rPr>
-                <w:rFonts w:hint="eastAsia" w:ascii="宋体" w:hAnsi="宋体" w:eastAsia="宋体" w:cs="宋体"/>
-                <w:i w:val="0"/>
-                <w:iCs w:val="0"/>
-                <w:caps w:val="0"/>
-                <w:color w:val="333333"/>
-                <w:spacing w:val="0"/>
-                <w:sz w:val="24"/>
-                <w:szCs w:val="24"/>
-                <w:shd w:val="clear" w:fill="FFFFFF"/>
-              </w:rPr>
-              <w:t>3. 遇到问题及时举手，记录教师排查方法（如重启网络、启动Samba服务）。</w:t>
+              <w:t>1. 跟随示范完成远程连接，验证“登录成功”界面（显示Ubuntu欢迎信息）；2. 完成文件映射，尝试在Windows中打开Ubuntu的home文件夹；3. 遇到问题及时举手，记录教师排查方法（如重启网络、启动Samba服务）。</w:t>
             </w:r>
           </w:p>
         </w:tc>
@@ -4770,8 +4335,33 @@
                 <w:szCs w:val="24"/>
                 <w:shd w:val="clear" w:fill="FFFFFF"/>
               </w:rPr>
-              <w:t>1. 随机抽查3-4名学生，展示“远程连接终端界面”“文件映射文件夹”，验收任务成果；2. 汇总课堂常见问题及解决方案：</w:t>
-            </w:r>
+              <w:t>1. 随机抽查3-4名学生，展示“远程连接终端界面”“文件映射文件夹”，验收任务成果；2. 汇总课堂常见问题及解决方案： - 问题1：IP获取不到——检查VBox网络为“桥接模式”，重启Ubuntu网络； - 问题2：密码正确但登录失败——确认账号为“lzdz”（非root，避免权限问题）； - 问题3：文件映射拒绝访问——启动Samba服务（sudo service smbd start）；``3. 回顾关键步骤：IP获取→MobaXterm配置→文件映射路径。</w:t>
+            </w:r>
+          </w:p>
+        </w:tc>
+        <w:tc>
+          <w:tcPr>
+            <w:tcW w:w="2279" w:type="dxa"/>
+            <w:shd w:val="clear" w:color="auto" w:fill="auto"/>
+            <w:vAlign w:val="center"/>
+          </w:tcPr>
+          <w:p>
+            <w:pPr>
+              <w:pStyle w:val="16"/>
+              <w:spacing w:line="340" w:lineRule="exact"/>
+              <w:rPr>
+                <w:rFonts w:hint="eastAsia" w:ascii="宋体" w:hAnsi="宋体" w:eastAsia="宋体" w:cs="宋体"/>
+                <w:color w:val="000000" w:themeColor="text1"/>
+                <w:sz w:val="24"/>
+                <w:szCs w:val="24"/>
+                <w:lang w:eastAsia="zh-CN"/>
+                <w14:textFill>
+                  <w14:solidFill>
+                    <w14:schemeClr w14:val="tx1"/>
+                  </w14:solidFill>
+                </w14:textFill>
+              </w:rPr>
+            </w:pPr>
             <w:r>
               <w:rPr>
                 <w:rFonts w:hint="eastAsia" w:ascii="宋体" w:hAnsi="宋体" w:eastAsia="宋体" w:cs="宋体"/>
@@ -4784,88 +4374,7 @@
                 <w:szCs w:val="24"/>
                 <w:shd w:val="clear" w:fill="FFFFFF"/>
               </w:rPr>
-              <w:t> - 问题1：IP获取不到——检查VBox网络为“桥接模式”，重启Ubuntu网络； - 问题2：密码正确但登录失败——确认账号为“lzdz”（非root，避免权限问题）；</w:t>
-            </w:r>
-            <w:r>
-              <w:rPr>
-                <w:rFonts w:hint="eastAsia" w:ascii="宋体" w:hAnsi="宋体" w:eastAsia="宋体" w:cs="宋体"/>
-                <w:i w:val="0"/>
-                <w:iCs w:val="0"/>
-                <w:caps w:val="0"/>
-                <w:color w:val="333333"/>
-                <w:spacing w:val="0"/>
-                <w:sz w:val="24"/>
-                <w:szCs w:val="24"/>
-                <w:shd w:val="clear" w:fill="FFFFFF"/>
-              </w:rPr>
-              <w:t> - 问题3：文件映射拒绝访问——启动Samba服务（sudo service smbd start</w:t>
-            </w:r>
-            <w:r>
-              <w:rPr>
-                <w:rFonts w:hint="eastAsia" w:ascii="宋体" w:hAnsi="宋体" w:eastAsia="宋体" w:cs="宋体"/>
-                <w:i w:val="0"/>
-                <w:iCs w:val="0"/>
-                <w:caps w:val="0"/>
-                <w:color w:val="333333"/>
-                <w:spacing w:val="0"/>
-                <w:sz w:val="24"/>
-                <w:szCs w:val="24"/>
-                <w:shd w:val="clear" w:fill="FFFFFF"/>
-              </w:rPr>
-              <w:t>）；``3. 回顾关键步骤：IP获取→MobaXterm配置→文件映射路径。</w:t>
-            </w:r>
-          </w:p>
-        </w:tc>
-        <w:tc>
-          <w:tcPr>
-            <w:tcW w:w="2279" w:type="dxa"/>
-            <w:shd w:val="clear" w:color="auto" w:fill="auto"/>
-            <w:vAlign w:val="center"/>
-          </w:tcPr>
-          <w:p>
-            <w:pPr>
-              <w:pStyle w:val="16"/>
-              <w:spacing w:line="340" w:lineRule="exact"/>
-              <w:rPr>
-                <w:rFonts w:hint="eastAsia" w:ascii="宋体" w:hAnsi="宋体" w:eastAsia="宋体" w:cs="宋体"/>
-                <w:color w:val="000000" w:themeColor="text1"/>
-                <w:sz w:val="24"/>
-                <w:szCs w:val="24"/>
-                <w:lang w:eastAsia="zh-CN"/>
-                <w14:textFill>
-                  <w14:solidFill>
-                    <w14:schemeClr w14:val="tx1"/>
-                  </w14:solidFill>
-                </w14:textFill>
-              </w:rPr>
-            </w:pPr>
-            <w:r>
-              <w:rPr>
-                <w:rFonts w:hint="eastAsia" w:ascii="宋体" w:hAnsi="宋体" w:eastAsia="宋体" w:cs="宋体"/>
-                <w:i w:val="0"/>
-                <w:iCs w:val="0"/>
-                <w:caps w:val="0"/>
-                <w:color w:val="333333"/>
-                <w:spacing w:val="0"/>
-                <w:sz w:val="24"/>
-                <w:szCs w:val="24"/>
-                <w:shd w:val="clear" w:fill="FFFFFF"/>
-              </w:rPr>
-              <w:t>1. 展示自己的实操成果，确认任务完成；2. 记录常见问题及解决方案，修正操作误区；</w:t>
-            </w:r>
-            <w:r>
-              <w:rPr>
-                <w:rFonts w:hint="eastAsia" w:ascii="宋体" w:hAnsi="宋体" w:eastAsia="宋体" w:cs="宋体"/>
-                <w:i w:val="0"/>
-                <w:iCs w:val="0"/>
-                <w:caps w:val="0"/>
-                <w:color w:val="333333"/>
-                <w:spacing w:val="0"/>
-                <w:sz w:val="24"/>
-                <w:szCs w:val="24"/>
-                <w:shd w:val="clear" w:fill="FFFFFF"/>
-              </w:rPr>
-              <w:t>3. 复述远程连接与文件映射的核心步骤。</w:t>
+              <w:t>1. 展示自己的实操成果，确认任务完成；2. 记录常见问题及解决方案，修正操作误区；3. 复述远程连接与文件映射的核心步骤。</w:t>
             </w:r>
           </w:p>
         </w:tc>
@@ -5027,52 +4536,8 @@
                 <w:szCs w:val="24"/>
                 <w:shd w:val="clear" w:fill="FFFFFF"/>
               </w:rPr>
-              <w:t>1. 在学习通发布作业：提交“Ubuntu IP截图（终端命令界面）+ MobaXterm登录成功截图 + Windows访问共享文件夹截图”；2. 发布学习通练习题：含IP获取命令、远程连接失败排查、文件映射路径等知识点；</w:t>
-            </w:r>
-            <w:r>
-              <w:rPr>
-                <w:rFonts w:hint="eastAsia" w:ascii="宋体" w:hAnsi="宋体" w:eastAsia="宋体" w:cs="宋体"/>
-                <w:i w:val="0"/>
-                <w:iCs w:val="0"/>
-                <w:caps w:val="0"/>
-                <w:color w:val="333333"/>
-                <w:spacing w:val="0"/>
-                <w:sz w:val="24"/>
-                <w:szCs w:val="24"/>
-                <w:shd w:val="clear" w:fill="FFFFFF"/>
-              </w:rPr>
-              <w:t>3. 布置预习任务：阅读README_zh.pdf</w:t>
-            </w:r>
-            <w:bookmarkStart w:id="0" w:name="_GoBack"/>
-            <w:r>
-              <w:rPr>
-                <w:rFonts w:hint="eastAsia" w:ascii="宋体" w:hAnsi="宋体" w:eastAsia="宋体" w:cs="宋体"/>
-                <w:i w:val="0"/>
-                <w:iCs w:val="0"/>
-                <w:caps w:val="0"/>
-                <w:color w:val="333333"/>
-                <w:spacing w:val="0"/>
-                <w:sz w:val="24"/>
-                <w:szCs w:val="24"/>
-                <w:shd w:val="clear" w:fill="FFFFFF"/>
-              </w:rPr>
-              <w:t>“2.5 Ubuntu获取源代码”，尝试在远程连接的Ubuntu中执行 git clone</w:t>
-            </w:r>
-            <w:r>
-              <w:rPr>
-                <w:rFonts w:hint="eastAsia" w:ascii="宋体" w:hAnsi="宋体" w:eastAsia="宋体" w:cs="宋体"/>
-                <w:i w:val="0"/>
-                <w:iCs w:val="0"/>
-                <w:caps w:val="0"/>
-                <w:color w:val="333333"/>
-                <w:spacing w:val="0"/>
-                <w:sz w:val="24"/>
-                <w:szCs w:val="24"/>
-                <w:shd w:val="clear" w:fill="FFFFFF"/>
-              </w:rPr>
-              <w:t>命令（克隆OpenHarmony代码仓）。</w:t>
-            </w:r>
-            <w:bookmarkEnd w:id="0"/>
+              <w:t>1. 在学习通发布作业：提交“Ubuntu IP截图（终端命令界面）+ MobaXterm登录成功截图 + Windows访问共享文件夹截图”；2. 发布学习通练习题：含IP获取命令、远程连接失败排查、文件映射路径等知识点；3. 布置预习任务：阅读README_zh.pdf“2.5 Ubuntu获取源代码”，尝试在远程连接的Ubuntu中执行 git clone命令（克隆OpenHarmony代码仓）。</w:t>
+            </w:r>
           </w:p>
         </w:tc>
         <w:tc>

--- a/01-嵌入式操作系统及应用/01-教案/嵌入式操作系统及应用-02.docx
+++ b/01-嵌入式操作系统及应用/01-教案/嵌入式操作系统及应用-02.docx
@@ -237,13 +237,15 @@
             </w:pPr>
             <w:r>
               <w:rPr>
-                <w:rFonts w:ascii="Segoe UI" w:hAnsi="Segoe UI" w:eastAsia="Segoe UI" w:cs="Segoe UI"/>
+                <w:rFonts w:ascii="Noto Sans SC" w:hAnsi="Noto Sans SC" w:eastAsia="Noto Sans SC" w:cs="Noto Sans SC"/>
                 <w:i w:val="0"/>
                 <w:iCs w:val="0"/>
                 <w:caps w:val="0"/>
+                <w:color w:val="000000"/>
                 <w:spacing w:val="0"/>
-                <w:sz w:val="16"/>
-                <w:szCs w:val="16"/>
+                <w:sz w:val="14"/>
+                <w:szCs w:val="14"/>
+                <w:shd w:val="clear" w:fill="FFFFFF"/>
               </w:rPr>
               <w:t>2025-09-12</w:t>
             </w:r>
@@ -262,6 +264,7 @@
             <w:insideH w:val="single" w:color="auto" w:sz="4" w:space="0"/>
             <w:insideV w:val="single" w:color="auto" w:sz="4" w:space="0"/>
           </w:tblBorders>
+          <w:shd w:val="clear" w:color="auto" w:fill="FFFFFF"/>
           <w:tblCellMar>
             <w:top w:w="0" w:type="dxa"/>
             <w:left w:w="108" w:type="dxa"/>
@@ -329,7 +332,16 @@
                 <w:szCs w:val="21"/>
                 <w:lang w:eastAsia="zh-CN"/>
               </w:rPr>
-              <w:t>物联网2411</w:t>
+              <w:t>物联网241</w:t>
+            </w:r>
+            <w:r>
+              <w:rPr>
+                <w:rFonts w:hint="eastAsia" w:ascii="宋体" w:hAnsi="宋体" w:eastAsia="宋体" w:cs="宋体"/>
+                <w:sz w:val="21"/>
+                <w:szCs w:val="21"/>
+                <w:lang w:val="en-US" w:eastAsia="zh-CN"/>
+              </w:rPr>
+              <w:t>2</w:t>
             </w:r>
           </w:p>
         </w:tc>
@@ -487,7 +499,6 @@
             <w:insideH w:val="single" w:color="auto" w:sz="4" w:space="0"/>
             <w:insideV w:val="single" w:color="auto" w:sz="4" w:space="0"/>
           </w:tblBorders>
-          <w:shd w:val="clear" w:color="auto" w:fill="FFFFFF"/>
           <w:tblCellMar>
             <w:top w:w="0" w:type="dxa"/>
             <w:left w:w="108" w:type="dxa"/>
@@ -908,7 +919,6 @@
             <w:insideH w:val="single" w:color="auto" w:sz="4" w:space="0"/>
             <w:insideV w:val="single" w:color="auto" w:sz="4" w:space="0"/>
           </w:tblBorders>
-          <w:shd w:val="clear" w:color="auto" w:fill="FFFFFF"/>
           <w:tblCellMar>
             <w:top w:w="0" w:type="dxa"/>
             <w:left w:w="108" w:type="dxa"/>
@@ -1247,6 +1257,7 @@
             <w:insideH w:val="single" w:color="auto" w:sz="4" w:space="0"/>
             <w:insideV w:val="single" w:color="auto" w:sz="4" w:space="0"/>
           </w:tblBorders>
+          <w:shd w:val="clear" w:color="auto" w:fill="FFFFFF"/>
           <w:tblCellMar>
             <w:top w:w="0" w:type="dxa"/>
             <w:left w:w="108" w:type="dxa"/>
@@ -1383,7 +1394,6 @@
             <w:insideH w:val="single" w:color="auto" w:sz="4" w:space="0"/>
             <w:insideV w:val="single" w:color="auto" w:sz="4" w:space="0"/>
           </w:tblBorders>
-          <w:shd w:val="clear" w:color="auto" w:fill="FFFFFF"/>
           <w:tblCellMar>
             <w:top w:w="0" w:type="dxa"/>
             <w:left w:w="108" w:type="dxa"/>
